--- a/V3 Részletes projectspecifikáció.docx
+++ b/V3 Részletes projectspecifikáció.docx
@@ -1,6 +1,6 @@
 
 <file path=word/document.xml><?xml version="1.0" encoding="utf-8"?>
-<w:document xmlns:wpc="http://schemas.microsoft.com/office/word/2010/wordprocessingCanvas" xmlns:cx="http://schemas.microsoft.com/office/drawing/2014/chartex" xmlns:cx1="http://schemas.microsoft.com/office/drawing/2015/9/8/chartex" xmlns:cx2="http://schemas.microsoft.com/office/drawing/2015/10/21/chartex" xmlns:cx3="http://schemas.microsoft.com/office/drawing/2016/5/9/chartex" xmlns:cx4="http://schemas.microsoft.com/office/drawing/2016/5/10/chartex" xmlns:cx5="http://schemas.microsoft.com/office/drawing/2016/5/11/chartex" xmlns:cx6="http://schemas.microsoft.com/office/drawing/2016/5/12/chartex" xmlns:cx7="http://schemas.microsoft.com/office/drawing/2016/5/13/chartex" xmlns:cx8="http://schemas.microsoft.com/office/drawing/2016/5/14/chartex" xmlns:mc="http://schemas.openxmlformats.org/markup-compatibility/2006" xmlns:aink="http://schemas.microsoft.com/office/drawing/2016/ink" xmlns:am3d="http://schemas.microsoft.com/office/drawing/2017/model3d" xmlns:o="urn:schemas-microsoft-com:office:office" xmlns:oel="http://schemas.microsoft.com/office/2019/extlst" xmlns:r="http://schemas.openxmlformats.org/officeDocument/2006/relationships" xmlns:m="http://schemas.openxmlformats.org/officeDocument/2006/math" xmlns:v="urn:schemas-microsoft-com:vml" xmlns:wp14="http://schemas.microsoft.com/office/word/2010/wordprocessingDrawing" xmlns:wp="http://schemas.openxmlformats.org/drawingml/2006/wordprocessingDrawing" xmlns:w10="urn:schemas-microsoft-com:office:word" xmlns:w="http://schemas.openxmlformats.org/wordprocessingml/2006/main" xmlns:w14="http://schemas.microsoft.com/office/word/2010/wordml" xmlns:w15="http://schemas.microsoft.com/office/word/2012/wordml" xmlns:w16cex="http://schemas.microsoft.com/office/word/2018/wordml/cex" xmlns:w16cid="http://schemas.microsoft.com/office/word/2016/wordml/cid" xmlns:w16="http://schemas.microsoft.com/office/word/2018/wordml" xmlns:w16du="http://schemas.microsoft.com/office/word/2023/wordml/word16du" xmlns:w16sdtdh="http://schemas.microsoft.com/office/word/2020/wordml/sdtdatahash" xmlns:w16sdtfl="http://schemas.microsoft.com/office/word/2024/wordml/sdtformatlock" xmlns:w16se="http://schemas.microsoft.com/office/word/2015/wordml/symex" xmlns:wpg="http://schemas.microsoft.com/office/word/2010/wordprocessingGroup" xmlns:wpi="http://schemas.microsoft.com/office/word/2010/wordprocessingInk" xmlns:wne="http://schemas.microsoft.com/office/word/2006/wordml" xmlns:wps="http://schemas.microsoft.com/office/word/2010/wordprocessingShape" mc:Ignorable="w14 w15 w16se w16cid w16 w16cex w16sdtdh w16sdtfl w16du wp14">
+<w:document xmlns:wpc="http://schemas.microsoft.com/office/word/2010/wordprocessingCanvas" xmlns:cx="http://schemas.microsoft.com/office/drawing/2014/chartex" xmlns:cx1="http://schemas.microsoft.com/office/drawing/2015/9/8/chartex" xmlns:cx2="http://schemas.microsoft.com/office/drawing/2015/10/21/chartex" xmlns:cx3="http://schemas.microsoft.com/office/drawing/2016/5/9/chartex" xmlns:cx4="http://schemas.microsoft.com/office/drawing/2016/5/10/chartex" xmlns:cx5="http://schemas.microsoft.com/office/drawing/2016/5/11/chartex" xmlns:cx6="http://schemas.microsoft.com/office/drawing/2016/5/12/chartex" xmlns:cx7="http://schemas.microsoft.com/office/drawing/2016/5/13/chartex" xmlns:cx8="http://schemas.microsoft.com/office/drawing/2016/5/14/chartex" xmlns:mc="http://schemas.openxmlformats.org/markup-compatibility/2006" xmlns:aink="http://schemas.microsoft.com/office/drawing/2016/ink" xmlns:am3d="http://schemas.microsoft.com/office/drawing/2017/model3d" xmlns:o="urn:schemas-microsoft-com:office:office" xmlns:r="http://schemas.openxmlformats.org/officeDocument/2006/relationships" xmlns:m="http://schemas.openxmlformats.org/officeDocument/2006/math" xmlns:v="urn:schemas-microsoft-com:vml" xmlns:wp14="http://schemas.microsoft.com/office/word/2010/wordprocessingDrawing" xmlns:wp="http://schemas.openxmlformats.org/drawingml/2006/wordprocessingDrawing" xmlns:w10="urn:schemas-microsoft-com:office:word" xmlns:w="http://schemas.openxmlformats.org/wordprocessingml/2006/main" xmlns:w14="http://schemas.microsoft.com/office/word/2010/wordml" xmlns:w15="http://schemas.microsoft.com/office/word/2012/wordml" xmlns:w16cid="http://schemas.microsoft.com/office/word/2016/wordml/cid" xmlns:w16se="http://schemas.microsoft.com/office/word/2015/wordml/symex" xmlns:wpg="http://schemas.microsoft.com/office/word/2010/wordprocessingGroup" xmlns:wpi="http://schemas.microsoft.com/office/word/2010/wordprocessingInk" xmlns:wne="http://schemas.microsoft.com/office/word/2006/wordml" xmlns:wps="http://schemas.microsoft.com/office/word/2010/wordprocessingShape" mc:Ignorable="w14 w15 w16se w16cid wp14">
   <w:body>
     <w:p>
       <w:pPr>
@@ -32,7 +32,15 @@
         <w:t>Nagy Tét Kft.</w:t>
       </w:r>
       <w:r>
-        <w:t xml:space="preserve"> olyan vállalkozás, amely korszerű és megbízható hálózati rendszerek tervezésével és kiépítésével foglalkozik különböző cégek számára. A fejlesztéseket háromfős csapatunk végzi: </w:t>
+        <w:t xml:space="preserve"> olyan vállalkozás, amely korszerű és megbízható hálózati rendszerek tervezésével és kiépítésével foglalkozik különböző cégek számára. A fejlesztéseket </w:t>
+      </w:r>
+      <w:proofErr w:type="spellStart"/>
+      <w:r>
+        <w:t>háromfős</w:t>
+      </w:r>
+      <w:proofErr w:type="spellEnd"/>
+      <w:r>
+        <w:t xml:space="preserve"> csapatunk végzi: </w:t>
       </w:r>
       <w:proofErr w:type="spellStart"/>
       <w:r>
@@ -376,7 +384,6 @@
           <w:b/>
           <w:bCs/>
         </w:rPr>
-        <w:lastRenderedPageBreak/>
         <w:t>VLAN 60 – Kaszinó Vendég WiFi</w:t>
       </w:r>
       <w:r>
@@ -397,6 +404,7 @@
           <w:b/>
           <w:bCs/>
         </w:rPr>
+        <w:lastRenderedPageBreak/>
         <w:t>Native</w:t>
       </w:r>
       <w:proofErr w:type="spellEnd"/>
@@ -866,19 +874,19 @@
           <w:b/>
           <w:bCs/>
         </w:rPr>
+        <w:t>N</w:t>
+      </w:r>
+      <w:r>
+        <w:rPr>
+          <w:b/>
+          <w:bCs/>
+        </w:rPr>
+        <w:t>agytet.hu</w:t>
+      </w:r>
+    </w:p>
+    <w:p>
+      <w:r>
         <w:lastRenderedPageBreak/>
-        <w:t>N</w:t>
-      </w:r>
-      <w:r>
-        <w:rPr>
-          <w:b/>
-          <w:bCs/>
-        </w:rPr>
-        <w:t>agytet.hu</w:t>
-      </w:r>
-    </w:p>
-    <w:p>
-      <w:r>
         <w:t xml:space="preserve">Ez a </w:t>
       </w:r>
       <w:proofErr w:type="spellStart"/>
@@ -1151,7 +1159,15 @@
       </w:r>
       <w:proofErr w:type="spellEnd"/>
       <w:r>
-        <w:t xml:space="preserve"> switcheken az alábbi technológiák kerülnek alkalmazásra:</w:t>
+        <w:t xml:space="preserve"> </w:t>
+      </w:r>
+      <w:proofErr w:type="spellStart"/>
+      <w:r>
+        <w:t>switcheken</w:t>
+      </w:r>
+      <w:proofErr w:type="spellEnd"/>
+      <w:r>
+        <w:t xml:space="preserve"> az alábbi technológiák kerülnek alkalmazásra:</w:t>
       </w:r>
     </w:p>
     <w:p>
@@ -1331,7 +1347,6 @@
         </w:numPr>
       </w:pPr>
       <w:r>
-        <w:lastRenderedPageBreak/>
         <w:t>3 PC a kaszinó kameráit figyeli</w:t>
       </w:r>
     </w:p>
@@ -1343,6 +1358,7 @@
         </w:numPr>
       </w:pPr>
       <w:r>
+        <w:lastRenderedPageBreak/>
         <w:t xml:space="preserve">2 PC a </w:t>
       </w:r>
       <w:proofErr w:type="spellStart"/>
@@ -1876,7 +1892,23 @@
           <w:b/>
           <w:bCs/>
         </w:rPr>
-        <w:t xml:space="preserve">VLAN 299 – </w:t>
+        <w:t xml:space="preserve">VLAN </w:t>
+      </w:r>
+      <w:r>
+        <w:rPr>
+          <w:b/>
+          <w:bCs/>
+        </w:rPr>
+        <w:t>300</w:t>
+      </w:r>
+      <w:bookmarkStart w:id="0" w:name="_GoBack"/>
+      <w:bookmarkEnd w:id="0"/>
+      <w:r>
+        <w:rPr>
+          <w:b/>
+          <w:bCs/>
+        </w:rPr>
+        <w:t xml:space="preserve"> – </w:t>
       </w:r>
       <w:proofErr w:type="spellStart"/>
       <w:r>
@@ -2393,7 +2425,6 @@
         </w:numPr>
       </w:pPr>
       <w:r>
-        <w:lastRenderedPageBreak/>
         <w:t>Kaszinó Office WiFi kliensek</w:t>
       </w:r>
     </w:p>
@@ -2405,6 +2436,7 @@
         </w:numPr>
       </w:pPr>
       <w:r>
+        <w:lastRenderedPageBreak/>
         <w:t>Kaszinó Vendég WiFi kliensek</w:t>
       </w:r>
     </w:p>
@@ -2721,7 +2753,7 @@
 </file>
 
 <file path=word/numbering.xml><?xml version="1.0" encoding="utf-8"?>
-<w:numbering xmlns:wpc="http://schemas.microsoft.com/office/word/2010/wordprocessingCanvas" xmlns:cx="http://schemas.microsoft.com/office/drawing/2014/chartex" xmlns:cx1="http://schemas.microsoft.com/office/drawing/2015/9/8/chartex" xmlns:cx2="http://schemas.microsoft.com/office/drawing/2015/10/21/chartex" xmlns:cx3="http://schemas.microsoft.com/office/drawing/2016/5/9/chartex" xmlns:cx4="http://schemas.microsoft.com/office/drawing/2016/5/10/chartex" xmlns:cx5="http://schemas.microsoft.com/office/drawing/2016/5/11/chartex" xmlns:cx6="http://schemas.microsoft.com/office/drawing/2016/5/12/chartex" xmlns:cx7="http://schemas.microsoft.com/office/drawing/2016/5/13/chartex" xmlns:cx8="http://schemas.microsoft.com/office/drawing/2016/5/14/chartex" xmlns:mc="http://schemas.openxmlformats.org/markup-compatibility/2006" xmlns:aink="http://schemas.microsoft.com/office/drawing/2016/ink" xmlns:am3d="http://schemas.microsoft.com/office/drawing/2017/model3d" xmlns:o="urn:schemas-microsoft-com:office:office" xmlns:oel="http://schemas.microsoft.com/office/2019/extlst" xmlns:r="http://schemas.openxmlformats.org/officeDocument/2006/relationships" xmlns:m="http://schemas.openxmlformats.org/officeDocument/2006/math" xmlns:v="urn:schemas-microsoft-com:vml" xmlns:wp14="http://schemas.microsoft.com/office/word/2010/wordprocessingDrawing" xmlns:wp="http://schemas.openxmlformats.org/drawingml/2006/wordprocessingDrawing" xmlns:w10="urn:schemas-microsoft-com:office:word" xmlns:w="http://schemas.openxmlformats.org/wordprocessingml/2006/main" xmlns:w14="http://schemas.microsoft.com/office/word/2010/wordml" xmlns:w15="http://schemas.microsoft.com/office/word/2012/wordml" xmlns:w16cex="http://schemas.microsoft.com/office/word/2018/wordml/cex" xmlns:w16cid="http://schemas.microsoft.com/office/word/2016/wordml/cid" xmlns:w16="http://schemas.microsoft.com/office/word/2018/wordml" xmlns:w16du="http://schemas.microsoft.com/office/word/2023/wordml/word16du" xmlns:w16sdtdh="http://schemas.microsoft.com/office/word/2020/wordml/sdtdatahash" xmlns:w16sdtfl="http://schemas.microsoft.com/office/word/2024/wordml/sdtformatlock" xmlns:w16se="http://schemas.microsoft.com/office/word/2015/wordml/symex" xmlns:wpg="http://schemas.microsoft.com/office/word/2010/wordprocessingGroup" xmlns:wpi="http://schemas.microsoft.com/office/word/2010/wordprocessingInk" xmlns:wne="http://schemas.microsoft.com/office/word/2006/wordml" xmlns:wps="http://schemas.microsoft.com/office/word/2010/wordprocessingShape" mc:Ignorable="w14 w15 w16se w16cid w16 w16cex w16sdtdh w16sdtfl w16du wp14">
+<w:numbering xmlns:wpc="http://schemas.microsoft.com/office/word/2010/wordprocessingCanvas" xmlns:cx="http://schemas.microsoft.com/office/drawing/2014/chartex" xmlns:cx1="http://schemas.microsoft.com/office/drawing/2015/9/8/chartex" xmlns:cx2="http://schemas.microsoft.com/office/drawing/2015/10/21/chartex" xmlns:cx3="http://schemas.microsoft.com/office/drawing/2016/5/9/chartex" xmlns:cx4="http://schemas.microsoft.com/office/drawing/2016/5/10/chartex" xmlns:cx5="http://schemas.microsoft.com/office/drawing/2016/5/11/chartex" xmlns:cx6="http://schemas.microsoft.com/office/drawing/2016/5/12/chartex" xmlns:cx7="http://schemas.microsoft.com/office/drawing/2016/5/13/chartex" xmlns:cx8="http://schemas.microsoft.com/office/drawing/2016/5/14/chartex" xmlns:mc="http://schemas.openxmlformats.org/markup-compatibility/2006" xmlns:aink="http://schemas.microsoft.com/office/drawing/2016/ink" xmlns:am3d="http://schemas.microsoft.com/office/drawing/2017/model3d" xmlns:o="urn:schemas-microsoft-com:office:office" xmlns:r="http://schemas.openxmlformats.org/officeDocument/2006/relationships" xmlns:m="http://schemas.openxmlformats.org/officeDocument/2006/math" xmlns:v="urn:schemas-microsoft-com:vml" xmlns:wp14="http://schemas.microsoft.com/office/word/2010/wordprocessingDrawing" xmlns:wp="http://schemas.openxmlformats.org/drawingml/2006/wordprocessingDrawing" xmlns:w10="urn:schemas-microsoft-com:office:word" xmlns:w="http://schemas.openxmlformats.org/wordprocessingml/2006/main" xmlns:w14="http://schemas.microsoft.com/office/word/2010/wordml" xmlns:w15="http://schemas.microsoft.com/office/word/2012/wordml" xmlns:w16cid="http://schemas.microsoft.com/office/word/2016/wordml/cid" xmlns:w16se="http://schemas.microsoft.com/office/word/2015/wordml/symex" xmlns:wpg="http://schemas.microsoft.com/office/word/2010/wordprocessingGroup" xmlns:wpi="http://schemas.microsoft.com/office/word/2010/wordprocessingInk" xmlns:wne="http://schemas.microsoft.com/office/word/2006/wordml" xmlns:wps="http://schemas.microsoft.com/office/word/2010/wordprocessingShape" mc:Ignorable="w14 w15 w16se w16cid wp14">
   <w:abstractNum w:abstractNumId="0" w15:restartNumberingAfterBreak="0">
     <w:nsid w:val="02ED7FDE"/>
     <w:multiLevelType w:val="multilevel"/>
@@ -5553,68 +5585,68 @@
       </w:rPr>
     </w:lvl>
   </w:abstractNum>
-  <w:num w:numId="1" w16cid:durableId="793135603">
+  <w:num w:numId="1">
     <w:abstractNumId w:val="3"/>
   </w:num>
-  <w:num w:numId="2" w16cid:durableId="369457575">
+  <w:num w:numId="2">
     <w:abstractNumId w:val="11"/>
   </w:num>
-  <w:num w:numId="3" w16cid:durableId="1283226577">
+  <w:num w:numId="3">
     <w:abstractNumId w:val="12"/>
   </w:num>
-  <w:num w:numId="4" w16cid:durableId="1581528143">
+  <w:num w:numId="4">
     <w:abstractNumId w:val="14"/>
   </w:num>
-  <w:num w:numId="5" w16cid:durableId="1861892791">
+  <w:num w:numId="5">
     <w:abstractNumId w:val="15"/>
   </w:num>
-  <w:num w:numId="6" w16cid:durableId="525366070">
+  <w:num w:numId="6">
     <w:abstractNumId w:val="6"/>
   </w:num>
-  <w:num w:numId="7" w16cid:durableId="111095681">
+  <w:num w:numId="7">
     <w:abstractNumId w:val="5"/>
   </w:num>
-  <w:num w:numId="8" w16cid:durableId="1181967012">
+  <w:num w:numId="8">
     <w:abstractNumId w:val="7"/>
   </w:num>
-  <w:num w:numId="9" w16cid:durableId="1048139958">
+  <w:num w:numId="9">
     <w:abstractNumId w:val="1"/>
   </w:num>
-  <w:num w:numId="10" w16cid:durableId="798228496">
+  <w:num w:numId="10">
     <w:abstractNumId w:val="17"/>
   </w:num>
-  <w:num w:numId="11" w16cid:durableId="1199321794">
+  <w:num w:numId="11">
     <w:abstractNumId w:val="0"/>
   </w:num>
-  <w:num w:numId="12" w16cid:durableId="166214424">
+  <w:num w:numId="12">
     <w:abstractNumId w:val="18"/>
   </w:num>
-  <w:num w:numId="13" w16cid:durableId="304242281">
+  <w:num w:numId="13">
     <w:abstractNumId w:val="10"/>
   </w:num>
-  <w:num w:numId="14" w16cid:durableId="1007291351">
+  <w:num w:numId="14">
     <w:abstractNumId w:val="8"/>
   </w:num>
-  <w:num w:numId="15" w16cid:durableId="240680875">
+  <w:num w:numId="15">
     <w:abstractNumId w:val="13"/>
   </w:num>
-  <w:num w:numId="16" w16cid:durableId="391195994">
+  <w:num w:numId="16">
     <w:abstractNumId w:val="4"/>
   </w:num>
-  <w:num w:numId="17" w16cid:durableId="1065101605">
+  <w:num w:numId="17">
     <w:abstractNumId w:val="2"/>
   </w:num>
-  <w:num w:numId="18" w16cid:durableId="517159902">
+  <w:num w:numId="18">
     <w:abstractNumId w:val="9"/>
   </w:num>
-  <w:num w:numId="19" w16cid:durableId="1685521851">
+  <w:num w:numId="19">
     <w:abstractNumId w:val="16"/>
   </w:num>
 </w:numbering>
 </file>
 
 <file path=word/styles.xml><?xml version="1.0" encoding="utf-8"?>
-<w:styles xmlns:mc="http://schemas.openxmlformats.org/markup-compatibility/2006" xmlns:r="http://schemas.openxmlformats.org/officeDocument/2006/relationships" xmlns:w="http://schemas.openxmlformats.org/wordprocessingml/2006/main" xmlns:w14="http://schemas.microsoft.com/office/word/2010/wordml" xmlns:w15="http://schemas.microsoft.com/office/word/2012/wordml" xmlns:w16cex="http://schemas.microsoft.com/office/word/2018/wordml/cex" xmlns:w16cid="http://schemas.microsoft.com/office/word/2016/wordml/cid" xmlns:w16="http://schemas.microsoft.com/office/word/2018/wordml" xmlns:w16du="http://schemas.microsoft.com/office/word/2023/wordml/word16du" xmlns:w16sdtdh="http://schemas.microsoft.com/office/word/2020/wordml/sdtdatahash" xmlns:w16sdtfl="http://schemas.microsoft.com/office/word/2024/wordml/sdtformatlock" xmlns:w16se="http://schemas.microsoft.com/office/word/2015/wordml/symex" mc:Ignorable="w14 w15 w16se w16cid w16 w16cex w16sdtdh w16sdtfl w16du">
+<w:styles xmlns:mc="http://schemas.openxmlformats.org/markup-compatibility/2006" xmlns:r="http://schemas.openxmlformats.org/officeDocument/2006/relationships" xmlns:w="http://schemas.openxmlformats.org/wordprocessingml/2006/main" xmlns:w14="http://schemas.microsoft.com/office/word/2010/wordml" xmlns:w15="http://schemas.microsoft.com/office/word/2012/wordml" xmlns:w16cid="http://schemas.microsoft.com/office/word/2016/wordml/cid" xmlns:w16se="http://schemas.microsoft.com/office/word/2015/wordml/symex" mc:Ignorable="w14 w15 w16se w16cid">
   <w:docDefaults>
     <w:rPrDefault>
       <w:rPr>
@@ -5632,7 +5664,7 @@
       </w:pPr>
     </w:pPrDefault>
   </w:docDefaults>
-  <w:latentStyles w:defLockedState="0" w:defUIPriority="99" w:defSemiHidden="0" w:defUnhideWhenUsed="0" w:defQFormat="0" w:count="376">
+  <w:latentStyles w:defLockedState="0" w:defUIPriority="99" w:defSemiHidden="0" w:defUnhideWhenUsed="0" w:defQFormat="0" w:count="375">
     <w:lsdException w:name="Normal" w:uiPriority="0" w:qFormat="1"/>
     <w:lsdException w:name="heading 1" w:uiPriority="9" w:qFormat="1"/>
     <w:lsdException w:name="heading 2" w:semiHidden="1" w:uiPriority="9" w:unhideWhenUsed="1" w:qFormat="1"/>
@@ -6008,7 +6040,6 @@
     <w:lsdException w:name="Smart Hyperlink" w:semiHidden="1" w:unhideWhenUsed="1"/>
     <w:lsdException w:name="Hashtag" w:semiHidden="1" w:unhideWhenUsed="1"/>
     <w:lsdException w:name="Unresolved Mention" w:semiHidden="1" w:unhideWhenUsed="1"/>
-    <w:lsdException w:name="Smart Link" w:semiHidden="1" w:unhideWhenUsed="1"/>
   </w:latentStyles>
   <w:style w:type="paragraph" w:default="1" w:styleId="Norml">
     <w:name w:val="Normal"/>
